--- a/arb/docx/24.content.docx
+++ b/arb/docx/24.content.docx
@@ -178,13 +178,6 @@
         <w:rPr>
           <w:lang w:val="ar_AE" w:bidi="ar_AE"/>
         </w:rPr>
-      </w:r>
-      <w:r>
-        <w:rPr>
-          <w:i/>
-          <w:lang w:val="ar_AE" w:bidi="ar_AE"/>
-        </w:rPr>
-        <w:t>إرميا 1:1–19, إرميا ١: ٢–٣, إرميا ١: ٤–٥, إرميا 1: 6, إرميا ١: ٧–٨, إرميا 1: 9, إرميا 1: 11–12, إرميا ١: ١٣–١٤, إرميا ١: ١٧, ارميا 1: 18, إرميا ١: ١٩, إرميا ٢: ١–١٣, إرميا 2: 2, إرميا ٢: ٣, إرميا ٢: ٥, إرميا 2: 6, إرميا 2: 7, إرميا ٢: ٨, إرميا ٢: ٩, إرميا ٢: ١٠, إرميا 2: 11, إرميا 2: 12, إرميا ٢: ١٣, إرميا 2: 14, إرميا ٢: ١٤–٢٢, إرميا ٢: ١٥, إرميا 2: 16, إرميا 2: 18, إرميا 2: 19, إرميا ٢: ٢٠–٢١, إرميا 2: 22, إرميا 2: 23, إرميا 2: 23–3. 5, إرميا 2: 25, إرميا 2: 26, إرميا 2: 27, إرميا ٢: ٢٨, إرميا 2: 30, إرميا ٢: ٣١, إرميا 2: 32, إرميا ٢: ٣٣–٣٤, إرميا ٢: ٣٥, إرميا ٢: ٣٦, إرميا 3: 1, إرميا 3: 1–5, إرميا 3: 2, إرميا 3: 3, إرميا ٣: ٤–٥, إرميا ٣: ٦–١٠, إرميا ٣: ٧–٨, إرميا 3: 8, إرميا 3: 9, إرميا 3: 10, إرميا ٣: ١١–٤ :٢, إرميا ٣: ١٢, إرميا 3: 13, إرميا 3: 14, إرميا 3: 15, إرميا 3: 16, إرميا ٣: ١٧, إرميا ٣: ١٨, إرميا ٣: ١٩–٢٠, إرميا ٣: ٢١–٤: ٢, إرميا 3: 22, إرميا ٣: ٢٢–٢٤, إرميا 4: 1, إرميا 4: 2, إرميا 4: 3, إرميا ٤: ٣–١٨, إرميا 4: 4, إرميا ٤: ٥–٦, إرميا 4: 7, إرميا 4: 8, إرميا 4: 9, إرميا 4: 10, إرميا ٤: ١١–١٢, إرميا ٤: ١٣, إرميا ٤: ١٤–١٥, إرميا ٤: ١٧–١٨, إرميا ٤: ١٩–٢١, إرميا ٤: ٢٣–٢٦, إرميا 4: 28, إرميا ٤: ٢٩, إرميا 4: 30, إرميا 4: 31, إرميا ٥: ١–٢, إرميا 5: 3, إرميا 5: 4–5, إرميا 5: 6, إرميا 5: 7–8, إرميا 5: 9, إرميا ٥: ١٠–١٣, إرميا ٥: ١٢–١٣, إرميا 5: 14–19, إرميا 5: 15, إرميا ٥: ١٦–١٧, إرميا ٥: ١٨–١٩, إرميا 5: 20–21, إرميا 5: 22, إرميا 5: 23–25, إرميا 5: 26–28, إرميا 5: 29–31, إرميا 6: 1, إرميا 6: 1–9, إرميا ٦: ٢–٥, إرميا 6: 6–7, إرميا 6: 8, إرميا 6: 9, إرميا 6: 10, إرميا ٦: ١٠–١٥, إرميا ٦: ١١–١٢, إرميا 6: 13, إرميا 6: 14, إرميا 6: 16, إرميا 6: 16–21, إرميا 6: 17, إرميا 6: 18–19, إرميا 6: 20, إرميا 6: 22–23, إرميا 6: 22–30, إرميا 6: 26, إرميا 6: 27, إرميا ٦: ٢٧–٣٠, إرميا 6: 28, إرميا 6: 29, إرميا 6: 30, إرميا 7: 1–2, إرميا ٧: ١–١٥, إرميا ٧: ٣–٤, إرميا 7 :5–7, إرميا 7: 8–10, إرميا 7: 11, إرميا 7: 12, إرميا ٧: ١٢–١٥, إرميا ٧: ١٣–١٥, إرميا 7: 16, إرميا 7: 17–18, إرميا 7: 19, إرميا ٧: ٢٠–٢٣, إرميا ٧: ٢٤–٢٦, إرميا 7: 27–29, إرميا ٧: ٣٠–٣٤, إرميا 7: 30–8.3, إرميا ٨: ١–٢, إرميا ٨: ٤–٧, إرميا ٨: ٤–١٧, إرميا 8: 6, إرميا 8: 7, إرميا 8: 8, إرميا ٨: ٨–١٣, إرميا ٨: ٩–١٠, إرميا ٨: ١٠–١٢, إرميا 8: 13, إرميا ٨: ١٤–١٥, إرميا 8: 16, إرميا ٨: ١٨–٩: ٢٦, إرميا 8: 20, إرميا 8: 21–22, إرميا 8: 22, إرميا ٩: ٢, إرميا 9: 3, إرميا 9: 3–16, إرميا ٩: ٤–٦, إرميا 9: 7–9, إرميا 9: 10, إرميا 9: 11, إرميا 9: 12, إرميا 9: 13–14, إرميا ٩ : ١٥–١٦, إرميا 9: 17, إرميا 9: 17–26, إرميا 9: 18–19, إرميا 9: 20–21, إرميا 9: 23, إرميا 9: 23–24, إرميا 9: 24, إرميا 9: 25, إرميا 9: 26, إرميا 10: 1, إرميا 10: 1–16, إرميا 10: 1–25, إرميا 10: 2, إرميا 10: 3, إرميا 10: 4, إرميا 10: 5, إرميا 10: 6, إرميا 10: 7, إرميا 10: 9, إرميا 10: 10, إرميا 10: 11, إرميا 10: 12, إرميا 10: 12–16, إرميا 10: 13, إرميا 10: 16, إرميا 10: 17–18, إرميا 10: 17–22, إرميا 10 : 19, إرميا 10: 20, إرميا 10: 21, إرميا 10: 22, إرميا 10: 23–25, إرميا ١١: ١–٣, إرميا 11: 1–17, إرميا 11: 4, إرميا 11: 5, إرميا 11: 6–7, إرميا 11: 8, إرميا ١١: ٩–١٠, إرميا 11: 11, إرميا 11: 12, إرميا 11: 13, إرميا 11: 14, إرميا 11: 15, إرميا 11: 16–17, إرميا ١١: ١٨–١٩, إرميا ١١: ١٨–٢٣, إرميا 11: 20, إرميا ١١: ٢١–٢٣, إرميا 12: 1, إرميا ١٢: ١–٤, إرميا ١٢: ٢, إرميا ١٢: ٣, إرميا ١٢: ٤, إرميا 12: 5, إرميا ١٢: ٥–١٣, إرميا ١٢: ٦, إرميا 12: 7–13, إرميا ١٢: ٩, إرميا ١٢: ١٠, إرميا ١٢: ١٠–١٣, إرميا 12: 11, إرميا 12: 12, إرميا 12: 13, إرميا 12: 14, إرميا ١٢: ١٤–١٧, إرميا ١٢: ١٥, إرميا 12: 16, إرميا 12: 17, إرميا ١٣: ١–٢, إرميا ١٣: ١–١٤, إرميا 13: 3–5, إرميا ١٣: ٦–٧, إرميا ١٣: ٨–٩, إرميا ١٣: ١٠–١١, إرميا ١٣: ١٢–١٤, إرميا ١٣: ١٥–١٦, إرميا ١٣: ١٧, إرميا ١٣: ١٨–١٩, إرميا ١٣: ٢٠–٢٢, إرميا 13: 23, إرميا 13: 24, إرميا 13: 24–27, إرميا 13: 25, إرميا 13: 26, إرميا ١٣: ٢٧, إرميا 14: 1–22, إرميا 14: 2–3, إرميا 14: 4–6, إرميا ١٤: ٧–٩, إرميا 14: 10, إرميا 14: 11–12, إرميا 14: 13–16, إرميا ١٤: ١٧–١٨, إرميا 14: 19–22, إرميا 14: 22, إرميا 15: 1, إرميا ١٥: ١–٩, إرميا 15: 2, إرميا 15: 4, إرميا ١٥: ٥, إرميا 15: 6–7, إرميا ١٥: ٨–٩, إرميا 15: 10, إرميا 15: 10–21, إرميا 15: 11, إرميا ١٥: ١١–١٤, إرميا 15: 12, إرميا ١٥: ١٣–١٤, إرميا 15:15–18, إرميا 15: 16–17, إرميا 15: 18, إرميا 15: 19, إرميا ١٥: ٢٠–٢١, إرميا 16: 1–2, إرميا 16: 1–18, إرميا 16: 3–4, إرميا 16: 5–7, إرميا 16: 8–9, إرميا 16: 10, إرميا ١٦: ١١–١٣, إرميا ١٦: ١٤–١٥, إرميا ١٦: ١٤–١٨, إرميا 16: 16, إرميا 16: 18, إرميا ١٦: ١٩–٢٠, إرميا 16: 21, إرميا 17: 1, إرميا 17: 1–4, إرميا 17: 2, إرميا 17: 3, إرميا 17: 4, إرميا 17: 5, إرميا 17: 5–10, إرميا 17: 6, إرميا ١٧: ٧–٨, إرميا ١٧: ٩–١٠, إرميا 17: 11, إرميا ١٧: ١١–١٣, إرميا 17: 11–18, إرميا 17: 12, إرميا 17: 14, إرميا ١٧: ١٤–١٨, إرميا 17: 15, إرميا 17: 16, إرميا 17: 17, إرميا 17: 18, إرميا ١٧: ١٩–٢٠, إرميا 17: 19–27, إرميا 17: 21–22, إرميا 17: 23, إرميا ١٧ :٢٤–٢٥, إرميا 17: 26, إرميا 17: 27, إرميا 18: 1–4, إرميا 18: 1–11, إرميا 18: 5–6, إرميا 18: 7–10, إرميا 18: 11, إرميا 18: 12, إرميا 18: 13, إرميا 18: 13–17, إرميا 18: 14–15, إرميا 18: 16–17, إرميا 18: 18, إرميا ١٨: ١٨–٢٣, إرميا ١٨: ١٩–٢٠, إرميا 18: 21–23, إرميا 19:1–15, إرميا 19: 4–5, إرميا 19: 6, إرميا 19: 9, إرميا 19: 10–13, إرميا 19: 14–15, إرميا ٢٠: ١–٢, إرميا ٢٠: ١–٦, إرميا ٢٠: ٣, إرميا 20: 4–5, إرميا 20: 6, إرميا 20: 7, إرميا ٢٠: ٨–٩, إرميا 20: 10, إرميا 20: 11, إرميا 20: 12, إرميا 20: 13, إرميا 20: 14–18, إرميا ٢٠: ١٦, إرميا 20: 17–18, إرميا 21 : 1, إرميا 21: 1–10, إرميا ٢١: ١–٢٨: ١٧, إرميا ٢١: ٢, إرميا 21: 3–7, إرميا ٢١: ٨–١٠, إرميا 21: 11–12, إرميا 21: 11–14, إرميا ٢١: ١٣–١٤, إرميا 22: 1–5, إرميا 22: 1–23: 8, إرميا 22: 3, إرميا ٢٢: ٦–٧, إرميا 22: 6–9, إرميا ٢٢: ٨–٩, إرميا ٢٢: ١٠–١٢, إرميا ٢٢: ١٠–٣٠, إرميا 22: 13, إرميا ٢٢: ١٣–٢٣, إرميا 22:14, إرميا 22: 15–16, إرميا 22: 17, إرميا 22: 18–23, إرميا 22: 19, إرميا 22: 20, إرميا 22: 22, إرميا ٢٢: ٢٤–٣٠, إرميا ٢٢: ٢٥–٢٧, إرميا ٢٢: ٢٨–٣٠, إرميا 22: 29, إرميا ٢٢: ٣٠, إرميا ٢٣: ١, إرميا 23: 1–8, إرميا 23: 3, إرميا 23: 4, إرميا 23: 5, إرميا 23: 6, إرميا ٢٣: ٩–١٠, إرميا 23: 9–32, إرميا 23: 10, إرميا 23: 11, إرميا 23: 12, إرميا ٢٣: ١٣–١٤, إرميا 23: 15, إرميا 23: 16, إرميا 23: 16–32, إرميا 23: 17, إرميا ٢٣: ١٨–١٩, إرميا ٢٣: ١٩–٢٠, إرميا 23: 21–24, إرميا 23: 22, إرميا 23: 23–24, إرميا ٢٣: ٢٥–٢٧, إرميا 23: 28, إرميا 23: 29, إرميا ٢٣: ٣٠–٣٢, إرميا 23: 33, إرميا ٢٣: ٣٣–٤٠, إرميا 23: 34–35, إرميا 23: 36, إرميا ٢٣: ٣٧–٤٠, إرميا 23: 40, إرميا 24: 1, إرميا 24: 1–10, إرميا 24: 4–7, إرميا 24: 7, إرميا ٢٤: ٨–١٠, إرميا ٢٥: ١, إرميا 25: 1–14, إرميا ٢٥: ٣, إرميا 25: 4, إرميا ٢٥: ٥–٦, إرميا 25: 7–9, إرميا 25: 10, إرميا ٢٥: ١١, إرميا ٢٥: ١٢–١٤, إرميا 25: 15, إرميا ٢٥: ١٥–٣٨, إرميا 25: 16, إرميا 25: 17, إرميا 25: 18, إرميا ٢٥: ١٩–٢٠, إرميا 25: 21–22, إرميا 25: 23–26, إرميا ٢٥: ٢٧–٢٩, إرميا ٢٥: ٣٠–٣١, إرميا 25: 32–33, إرميا ٢٥: ٣٤–٣٥, إرميا ٢٥: ٣٦, إرميا ٢٥: ٣٧–٣٨, إرميا 25: 38, إرميا ٢٦: ١–٢٤, إرميا 26: 2, إرميا 26: 3, إرميا 26: 4–6, إرميا 26: 7–9, إرميا 26: 10–15, إرميا ٢٦: ١٢–١٣, إرميا ٢٦: ١٤–١٥, إرميا 26: 16, إرميا 26: 17–19, إرميا 26: 24, إرميا ٢٧: ١–٢٢, إرميا 27: 4–5, إرميا ٢٧: ٦–٨, إرميا 27: 8, إرميا ٢٧: ٩–١٠, إرميا ٢٧: ١٢–١٥, إرميا ٢٧: ١٦, إرميا ٢٧: ١٨–١٩, إرميا ٢٧: ٢٠–٢٢, إرميا ٢٧: ٢٢, إرميا ٢٨: ١, إرميا ٢٨ :١–١٧, إرميا ٢٨: ٢–٣, إرميا 28: 4, إرميا 28: 5–6, إرميا ٢٨: ٧–٩, إرميا 28: 10–11, إرميا ٢٨: ١٢–١٤, إرميا ٢٨: ١٥–١٧, إرميا 29: 1–23, إرميا 29: 2, إرميا 29: 5–7, إرميا 29: 8–9, إرميا 29: 10, إرميا 29: 11, إرميا 29: 12–13, إرميا 29: 15, إرميا 29: 16–18, إرميا 29: 20–22, إرميا 29: 24–32, إرميا 29: 29, إرميا ٢٩ :٣٠–٣٢, إرميا 30: 1–24, إرميا 30: 1–33. 26, إرميا 30: 3, إرميا 30: 7, إرميا 30: 8, إرميا 30: 9, إرميا 30: 10, إرميا 30: 11, إرميا 30: 12–14, إرميا 30: 15, إرميا 30: 16, إرميا 30: 17, إرميا 30: 18, إرميا 30: 19–21, إرميا 30: 22, إرميا ٣٠: ٢٣, إرميا 30: 24, إرميا 31: 1, إرميا 31: 2, إرميا 31: 3, إرميا 31: 4, إرميا 31: 5, إرميا 31: 6, إرميا 31: 7, إرميا 31: 8, إرميا 31: 9, إرميا 31: 10, إرميا 31: 11, إرميا 31: 12, إرميا 31: 13, إرميا 31: 14, إرميا 31: 15, إرميا 31: 15–40, إرميا ٣١: ١٦–١٧, إرميا 31: 18–19, إرميا 31: 19, إرميا 31: 20, إرميا 31: 21, إرميا 31: 26, إرميا 31: 27, إرميا 31: 28, إرميا ٣١: ٢٩–٣٠, إرميا 31: 31, إرميا ٣١: ٣٢–٣٤, إرميا ٣١: ٣٤, إرميا 31: 35–37, إرميا 31: 38, إرميا 31: 39, إرميا 31: 40, إرميا 32: 2, إرميا 32: 4–5, إرميا 32: 6–8, إرميا ٣٢: ٩–١٢, إرميا 32: 10, إرميا ٣٢: ١١–١٢, إرميا 32: 13–14, إرميا ٣٢: ١٥, إرميا 32: 16, إرميا ٣٢: ١٦–٢٥, إرميا ٣٢: ١٧, إرميا 32: 18, إرميا 32: 19, إرميا 32: 20, إرميا 32: 21, إرميا 32: 22, إرميا 32: 23, إرميا 32: 24, إرميا 32: 25, إرميا 32: 26–27, إرميا ٣٢: ٢٦–٤١, إرميا 32: 28–29, إرميا ٣٢: ٣٠, إرميا ٣٢: ٣٠–٣٥, إرميا 32: 31, إرميا ٣٢: ٣٤–٣٥, إرميا ٣٢: ٣٦–٣٧, إرميا ٣٢: ٣٦–٤٤, إرميا 32: 37, إرميا ٣٢: ٣٨–٤٠, إرميا 32: 39, إرميا 32: 41, إرميا ٣٢: ٤٢–٤٣, إرميا 32: 44, إرميا 33: 1–26, إرميا 33: 2, إرميا ٣٣: ٤, إرميا ٣٣: ٥, إرميا 33: 8, إرميا ٣٣: ٩, إرميا ٣٣: ١٠–١١, إرميا 33: 11, إرميا 33: 12, إرميا 33: 14–15, إرميا 33: 14–18, إرميا 33: 16, إرميا 33: 17, إرميا 33: 18, إرميا 33: 19–22, إرميا ٣٣: ٢٣–٢٦, إرميا ٣٤: ١–٧, إرميا ٣٤: ١–٣٩.١٨, إرميا ٣٤: ٢, إرميا ٣٤: ٤–٥, إرميا ٣٤: ٦–٧, إرميا 34: 8–22, إرميا ٣٤: ٨–٣٥: ١٩, إرميا ٣٤: ١٥–١٦, إرميا ٣٤: ١٧–٢٠, إرميا ٣٤: ٢١–٢٢, إرميا ٣٥: ١, إرميا 35: 1–19, إرميا ٣٥ :١–٣٦: ٣٢, إرميا ٣٥: ٢, إرميا ٣٥: ٣, إرميا 35: 4, إرميا ٣٥: ٦–١٠, إرميا ٣٥: ١٢–١٩, إرميا ٣٥: ١٤–١٦, إرميا ٣٥: ١٧–١٩, إرميا 35: 19, إرميا ٣٦: ١–٢, إرميا ٣٦: ١–٣٢, إرميا ٣٦: ٣, إرميا 36: 4, إرميا 36: 5, إرميا ٣٦: ٦, إرميا 36: 7, إرميا 36: 8–9, إرميا 36: 10, إرميا ٣٦: ١١–١٣, إرميا ٣٦: ١٤–١٦, إرميا 36: 17–18, إرميا 36: 19–20, إرميا 36: 21, إرميا ٣٦: ٢٣–٢٤, إرميا ٣٦: ٢٥, إرميا 36: 26, إرميا ٣٦: ٢٧–٣٢, إرميا ٣٦: ٢٩–٣١, إرميا ٣٧: ١–٢, إرميا 37: 1–38. 28, إرميا ٣٧: ٣–٤, إرميا ٣٧: ٥, إرميا 37: 6–10, إرميا ٣٧: ١١–١٢, إرميا ٣٧: ١٣–١٦, إرميا ٣٧: ١٧, إرميا ٣٧: ١٨–٢٠, إرميا ٣٧: ٢١, إرميا ٣٨: ١, إرميا ٣٨: ١–١٣, إرميا 38: 4, إرميا 38: 5, إرميا ٣٨: ٦, إرميا ٣٨: ٧–٨, إرميا ٣٨: ١٠, إرميا ٣٨: ١١–١٢, إرميا 38: 14, إرميا ٣٨: ١٤–١٦, إرميا ٣٨: ١٧–١٨, إرميا ٣٨: ١٩, إرميا ٣٨: ٢٠–٢٢, إرميا ٣٨: ٢٤–٢٨, إرميا 39: 1–10, إرميا ٣٩: ٢, إرميا 39: 3, إرميا 39: 4, إرميا ٣٩: ٥, إرميا 39: 6, إرميا ٣٩: ٧, إرميا ٣٩: ٩, إرميا ٣٩: ١١–١٤, إرميا ٣٩: ١١–٤٤: ٣٠, إرميا ٣٩: ١٥–١٧, إرميا ٤٠: ١–٦, إرميا ٤٠: ٢–٣, إرميا 40: 6, إرميا 40: 7–8, إرميا ٤٠: ٧–١٢, إرميا 40: 9–10, إرميا 40: 11–12, إرميا 40: 14, إرميا 40: 16, إرميا ٤١: ١–٢, إرميا ٤١: ٤–٥, إرميا ٤١: ٨, إرميا 41: 9, إرميا 41: 10, إرميا ٤١: ١١–١٢, إرميا 41: 16, إرميا ٤١: ١٧–١٨, إرميا 42: 1–3, إرميا ٤٢: ٤, إرميا 42: 5–6, إرميا ٤٢: ١٠–١٢, إرميا ٤٢: ١٣–٢٢, إرميا ٤٢: ٢١, إرميا 43: 1–7, إرميا 43: 3, إرميا 43: 7, إرميا 43: 10, إرميا 43: 12–13, إرميا ٤٣: ١٣, إرميا 44: 1, إرميا ٤٤: ٢, إرميا 44: 3, إرميا 44: 9, إرميا 44: 11, إرميا 44: 12, إرميا 44: 15, إرميا ٤٤: ١٥–١٩, إرميا 44: 17, إرميا 44: 18, إرميا ٤٤: ٢٠–٢٣, إرميا ٤٤: ٢٠–٣٠, إرميا ٤٤ :٢٤–٢٥, إرميا ٤٤: ٢٦–٢٨, إرميا 44: 30, إرميا 45: 1, إرميا ٤٥: ١–٥, إرميا ٤٥: ٣, إرميا ٤٥: ٥, إرميا 46: 1–51. 64, إرميا 46: 2–12, إرميا 46: 3–4, إرميا ٤٦: ٧–٨, إرميا ٤٦: ٩–١٠, إرميا 46: 11, إرميا ٤٦: ١٣–٢٤, إرميا 46 : 15–17, إرميا 46: 18, إرميا 46: 19, إرميا 46: 21, إرميا ٤٦: ٢٢–٢٣, إرميا 46: 25–26, إرميا 46: 27, إرميا ٤٧: ١–٧, إرميا ٤٧: ٢, إرميا ٤٧: ٤, إرميا 47: 5, إرميا 47: 6, إرميا 47: 7, إرميا ٤٨: ١, إرميا ٤٨: ١–٤٧, إرميا 48: 1–49. 6, إرميا 48: 2, إرميا ٤٨: ٣–٤, إرميا ٤٨: ٥–٦, إرميا 48: 7, إرميا ٤٨: ٨–١٠, إرميا ٤٨: ١١–١٢, إرميا 48: 13, إرميا ٤٨: ١٨–١٩, إرميا 48: 20, إرميا ٤٨: ٢١–٢٥, إرميا ٤٨: ٢٦–٢٧, إرميا 48: 31, إرميا 48: 32, إرميا ٤٨: ٣٤–٣٩, إرميا 48: 35–37, إرميا 48: 39, إرميا ٤٨: ٤٠, إرميا ٤٨: ٤٣–٤٥, إرميا ٤٨: ٤٥, إرميا ٤٨: ٤٧, إرميا 49: 1, إرميا 49: 1–6, إرميا 49: 2, إرميا 49: 3, إرميا 49: 4–6, إرميا 49: 7–8, إرميا ٤٩: ٧–٢٢, إرميا 49: 9–11, إرميا 49: 12–22, إرميا 49: 13, إرميا 49: 14, إرميا 49: 15–16, إرميا 49: 18, إرميا 49: 19, إرميا 49: 22, إرميا 49: 23–27, إرميا 49: 25, إرميا 49: 27, إرميا 49: 28–29, إرميا 49: 28–33, إرميا 49: 30, إرميا 49: 34–39, إرميا 49: 35, إرميا 49: 36, إرميا 49: 37, إرميا 49: 38, إرميا 49: 39, إرميا 50: 1–51. 64, إرميا ٥٠: ٢, إرميا 50: 3, إرميا 50: 4, إرميا 50: 4–10, إرميا 50: 5, إرميا 50: 6, إرميا 50: 7, إرميا ٥٠: ٨–٩, إرميا ٥٠: ١١, إرميا ٥٠: ١١–١٦, إرميا 50: 12, إرميا 50: 14, إرميا 50: 15, إرميا 50: 16, إرميا 50: 17, إرميا ٥٠: ١٧–٢٠, إرميا ٥٠: ١٨–١٩, إرميا 50: 20, إرميا 50: 21, إرميا 50: 28, إرميا ٥٠: ٢٩–٣٠, إرميا ٥٠: ٣١–٣٢, إرميا ٥٠: ٣٣–٣٤, إرميا ٥٠: ٣٥–٣٨, إرميا 50: 38, إرميا ٥٠: ٣٩–٤٠, إرميا ٥٠ :٤٣, إرميا 50: 44–46, إرميا ٥١: ١–٢, إرميا 51: 3–4, إرميا 51: 5, إرميا 51: 6, إرميا 51: 7, إرميا 51: 8, إرميا 51: 9–10, إرميا ٥١: ١١–١٢, إرميا 51: 15–16, إرميا 51: 15–19, إرميا 51: 20, إرميا 51: 27–28, إرميا ٥١: ٢٩–٣٠, إرميا 51: 31, إرميا 51: 33, إرميا 51: 35, إرميا 51: 36, إرميا 51: 37, إرميا ٥١: ٣٨–٤٠, إرميا 51: 42, إرميا 51: 44, إرميا 51: 45, إرميا 51: 45–53, إرميا 51: 46, إرميا 51: 47–48, إرميا 51: 49–50, إرميا 51: 51, إرميا 51: 52, إرميا 51: 53, إرميا 51: 54, إرميا 51: 55–56, إرميا ٥١: ٥٧, إرميا 51: 59, إرميا 51: 59–64, إرميا 51: 63–64, إرميا ٥٢: ١–٣٤, إرميا ٥٢: ٩, إرميا 52: 10, إرميا 52: 11, إرميا 52: 12, إرميا ٥٢: ١٢–٢١, إرميا 52: 13, إرميا ٥٢: ١٥, إرميا ٥٢: ١٧–٢٣, إرميا 52: 21, إرميا 52: 23, إرميا ٥٢: ٢٥, إرميا 52: 28, إرميا ٥٢: ٢٨–٣٠, إرميا ٥٢: ٢٩, إرميا ٥٢: ٣١–٣٤</w:t>
       </w:r>
       <w:r>
         <w:rPr>

--- a/arb/docx/24.content.docx
+++ b/arb/docx/24.content.docx
@@ -163,21 +163,6 @@
           <w:lang w:val="ar_AE" w:bidi="ar_AE"/>
         </w:rPr>
         <w:t>JER</w:t>
-      </w:r>
-      <w:r>
-        <w:rPr>
-          <w:lang w:val="ar_AE" w:bidi="ar_AE"/>
-        </w:rPr>
-      </w:r>
-    </w:p>
-    <w:p>
-      <w:pPr>
-        <w:bidi/>
-      </w:pPr>
-      <w:r>
-        <w:rPr>
-          <w:lang w:val="ar_AE" w:bidi="ar_AE"/>
-        </w:rPr>
       </w:r>
       <w:r>
         <w:rPr>

--- a/arb/docx/24.content.docx
+++ b/arb/docx/24.content.docx
@@ -22,7 +22,7 @@
         <w:rPr>
           <w:lang w:val="ar_AE" w:bidi="ar_AE"/>
         </w:rPr>
-        <w:t>Resource: ملاحظات الدراسة (تينديل)</w:t>
+        <w:t>Resource: Tyndale Open Study Notes</w:t>
       </w:r>
       <w:r>
         <w:rPr>
@@ -122,7 +122,7 @@
         <w:rPr>
           <w:lang w:val="ar_AE" w:bidi="ar_AE"/>
         </w:rPr>
-        <w:t>ملاحظات الدراسة (تينديل)</w:t>
+        <w:t>Tyndale Open Study Notes</w:t>
       </w:r>
     </w:p>
     <w:p>

--- a/arb/docx/24.content.docx
+++ b/arb/docx/24.content.docx
@@ -22,7 +22,7 @@
         <w:rPr>
           <w:lang w:val="ar_AE" w:bidi="ar_AE"/>
         </w:rPr>
-        <w:t>Resource: Tyndale Open Study Notes</w:t>
+        <w:t>Resource: Aquifer Open Study Notes</w:t>
       </w:r>
       <w:r>
         <w:rPr>
@@ -122,7 +122,7 @@
         <w:rPr>
           <w:lang w:val="ar_AE" w:bidi="ar_AE"/>
         </w:rPr>
-        <w:t>Tyndale Open Study Notes</w:t>
+        <w:t>Aquifer Open Study Notes</w:t>
       </w:r>
     </w:p>
     <w:p>
